--- a/downloads/handouts/Unit 03/Handout 03.17 - Babysitter Safety Walk and Emergency Card.docx
+++ b/downloads/handouts/Unit 03/Handout 03.17 - Babysitter Safety Walk and Emergency Card.docx
@@ -670,7 +670,368 @@
         <w:pStyle w:val="BodyText"/>
       </w:pPr>
       <w:r>
-        <w:t xml:space="preserve">Words in other languages:</w:t>
+        <w:t xml:space="preserve">Words in Spanish:</w:t>
+      </w:r>
+    </w:p>
+    <w:tbl>
+      <w:tblPr>
+        <w:tblStyle w:val="Table"/>
+        <w:tblW w:type="pct" w:w="5000"/>
+        <w:tblLook w:firstRow="1"/>
+      </w:tblPr>
+      <w:tblGrid>
+        <w:gridCol w:w="4680"/>
+        <w:gridCol w:w="4680"/>
+      </w:tblGrid>
+      <w:tr>
+        <w:trPr>
+          <w:cnfStyle w:firstRow="1"/>
+        </w:trPr>
+        <w:tc>
+          <w:tcPr>
+            <w:tcW w:type="dxa" w:w="4680"/>
+            <w:tcBorders>
+              <w:bottom w:val="single"/>
+            </w:tcBorders>
+            <w:vAlign w:val="bottom"/>
+          </w:tcPr>
+          <w:p>
+            <w:pPr>
+              <w:pStyle w:val="Compact"/>
+              <w:jc w:val="left"/>
+            </w:pPr>
+            <w:r>
+              <w:t xml:space="preserve">English</w:t>
+            </w:r>
+          </w:p>
+        </w:tc>
+        <w:tc>
+          <w:tcPr>
+            <w:tcW w:type="dxa" w:w="4680"/>
+            <w:tcBorders>
+              <w:bottom w:val="single"/>
+            </w:tcBorders>
+            <w:vAlign w:val="bottom"/>
+          </w:tcPr>
+          <w:p>
+            <w:pPr>
+              <w:pStyle w:val="Compact"/>
+              <w:jc w:val="left"/>
+            </w:pPr>
+            <w:r>
+              <w:t xml:space="preserve">Spanish</w:t>
+            </w:r>
+          </w:p>
+        </w:tc>
+      </w:tr>
+      <w:tr>
+        <w:tc>
+          <w:tcPr>
+            <w:tcW w:type="dxa" w:w="4680"/>
+          </w:tcPr>
+          <w:p>
+            <w:pPr>
+              <w:pStyle w:val="Compact"/>
+              <w:jc w:val="left"/>
+            </w:pPr>
+            <w:r>
+              <w:t xml:space="preserve">safe sleep</w:t>
+            </w:r>
+          </w:p>
+        </w:tc>
+        <w:tc>
+          <w:tcPr>
+            <w:tcW w:type="dxa" w:w="4680"/>
+          </w:tcPr>
+          <w:p>
+            <w:pPr>
+              <w:pStyle w:val="Compact"/>
+              <w:jc w:val="left"/>
+            </w:pPr>
+            <w:r>
+              <w:t xml:space="preserve">sueño seguro</w:t>
+            </w:r>
+          </w:p>
+        </w:tc>
+      </w:tr>
+      <w:tr>
+        <w:tc>
+          <w:tcPr>
+            <w:tcW w:type="dxa" w:w="4680"/>
+          </w:tcPr>
+          <w:p>
+            <w:pPr>
+              <w:pStyle w:val="Compact"/>
+              <w:jc w:val="left"/>
+            </w:pPr>
+            <w:r>
+              <w:t xml:space="preserve">choking</w:t>
+            </w:r>
+          </w:p>
+        </w:tc>
+        <w:tc>
+          <w:tcPr>
+            <w:tcW w:type="dxa" w:w="4680"/>
+          </w:tcPr>
+          <w:p>
+            <w:pPr>
+              <w:pStyle w:val="Compact"/>
+              <w:jc w:val="left"/>
+            </w:pPr>
+            <w:r>
+              <w:t xml:space="preserve">atragantamiento</w:t>
+            </w:r>
+          </w:p>
+        </w:tc>
+      </w:tr>
+      <w:tr>
+        <w:tc>
+          <w:tcPr>
+            <w:tcW w:type="dxa" w:w="4680"/>
+          </w:tcPr>
+          <w:p>
+            <w:pPr>
+              <w:pStyle w:val="Compact"/>
+              <w:jc w:val="left"/>
+            </w:pPr>
+            <w:r>
+              <w:t xml:space="preserve">water</w:t>
+            </w:r>
+          </w:p>
+        </w:tc>
+        <w:tc>
+          <w:tcPr>
+            <w:tcW w:type="dxa" w:w="4680"/>
+          </w:tcPr>
+          <w:p>
+            <w:pPr>
+              <w:pStyle w:val="Compact"/>
+              <w:jc w:val="left"/>
+            </w:pPr>
+            <w:r>
+              <w:t xml:space="preserve">agua</w:t>
+            </w:r>
+          </w:p>
+        </w:tc>
+      </w:tr>
+      <w:tr>
+        <w:tc>
+          <w:tcPr>
+            <w:tcW w:type="dxa" w:w="4680"/>
+          </w:tcPr>
+          <w:p>
+            <w:pPr>
+              <w:pStyle w:val="Compact"/>
+              <w:jc w:val="left"/>
+            </w:pPr>
+            <w:r>
+              <w:t xml:space="preserve">stairs</w:t>
+            </w:r>
+          </w:p>
+        </w:tc>
+        <w:tc>
+          <w:tcPr>
+            <w:tcW w:type="dxa" w:w="4680"/>
+          </w:tcPr>
+          <w:p>
+            <w:pPr>
+              <w:pStyle w:val="Compact"/>
+              <w:jc w:val="left"/>
+            </w:pPr>
+            <w:r>
+              <w:t xml:space="preserve">escaleras</w:t>
+            </w:r>
+          </w:p>
+        </w:tc>
+      </w:tr>
+      <w:tr>
+        <w:tc>
+          <w:tcPr>
+            <w:tcW w:type="dxa" w:w="4680"/>
+          </w:tcPr>
+          <w:p>
+            <w:pPr>
+              <w:pStyle w:val="Compact"/>
+              <w:jc w:val="left"/>
+            </w:pPr>
+            <w:r>
+              <w:t xml:space="preserve">emergency</w:t>
+            </w:r>
+          </w:p>
+        </w:tc>
+        <w:tc>
+          <w:tcPr>
+            <w:tcW w:type="dxa" w:w="4680"/>
+          </w:tcPr>
+          <w:p>
+            <w:pPr>
+              <w:pStyle w:val="Compact"/>
+              <w:jc w:val="left"/>
+            </w:pPr>
+            <w:r>
+              <w:t xml:space="preserve">emergencia</w:t>
+            </w:r>
+          </w:p>
+        </w:tc>
+      </w:tr>
+      <w:tr>
+        <w:tc>
+          <w:tcPr>
+            <w:tcW w:type="dxa" w:w="4680"/>
+          </w:tcPr>
+          <w:p>
+            <w:pPr>
+              <w:pStyle w:val="Compact"/>
+              <w:jc w:val="left"/>
+            </w:pPr>
+            <w:r>
+              <w:t xml:space="preserve">address</w:t>
+            </w:r>
+          </w:p>
+        </w:tc>
+        <w:tc>
+          <w:tcPr>
+            <w:tcW w:type="dxa" w:w="4680"/>
+          </w:tcPr>
+          <w:p>
+            <w:pPr>
+              <w:pStyle w:val="Compact"/>
+              <w:jc w:val="left"/>
+            </w:pPr>
+            <w:r>
+              <w:t xml:space="preserve">dirección</w:t>
+            </w:r>
+          </w:p>
+        </w:tc>
+      </w:tr>
+    </w:tbl>
+    <w:p>
+      <w:pPr>
+        <w:pStyle w:val="BodyText"/>
+      </w:pPr>
+      <w:r>
+        <w:t xml:space="preserve">911 works in any language. Say</w:t>
+      </w:r>
+      <w:r>
+        <w:t xml:space="preserve"> </w:t>
+      </w:r>
+      <w:r>
+        <w:t xml:space="preserve">“</w:t>
+      </w:r>
+      <w:r>
+        <w:t xml:space="preserve">I need help</w:t>
+      </w:r>
+      <w:r>
+        <w:t xml:space="preserve">”</w:t>
+      </w:r>
+      <w:r>
+        <w:t xml:space="preserve"> </w:t>
+      </w:r>
+      <w:r>
+        <w:t xml:space="preserve">and stay on the line.</w:t>
+      </w:r>
+    </w:p>
+    <w:p>
+      <w:pPr>
+        <w:pStyle w:val="Heading2"/>
+      </w:pPr>
+      <w:bookmarkStart w:id="22" w:name="part-2-the-safety-walk"/>
+      <w:r>
+        <w:t xml:space="preserve">Part 2: The safety walk</w:t>
+      </w:r>
+      <w:bookmarkEnd w:id="22"/>
+    </w:p>
+    <w:p>
+      <w:pPr>
+        <w:pStyle w:val="FirstParagraph"/>
+      </w:pPr>
+      <w:r>
+        <w:t xml:space="preserve">You are babysitting a 2 year old named Eli at his home for the first time. Walk through it on paper. Circle every hazard for a toddler. Write the fix in the table. There are at least twelve.</w:t>
+      </w:r>
+    </w:p>
+    <w:p>
+      <w:pPr>
+        <w:pStyle w:val="BodyText"/>
+      </w:pPr>
+      <w:r>
+        <w:rPr>
+          <w:b/>
+        </w:rPr>
+        <w:t xml:space="preserve">The living room.</w:t>
+      </w:r>
+      <w:r>
+        <w:t xml:space="preserve"> </w:t>
+      </w:r>
+      <w:r>
+        <w:t xml:space="preserve">A couch with a throw blanket. A coffee table with a glass bowl of hard candy, a TV remote, and a set of keys. A floor lamp with the cord running across the walkway to the outlet. A bookshelf with a heavy vase on the top shelf and no wall strap. Two uncovered outlets behind the couch. A basket of Eli’s toys, including a set of large blocks and one small bouncy ball.</w:t>
+      </w:r>
+    </w:p>
+    <w:p>
+      <w:pPr>
+        <w:pStyle w:val="BodyText"/>
+      </w:pPr>
+      <w:r>
+        <w:rPr>
+          <w:b/>
+        </w:rPr>
+        <w:t xml:space="preserve">The kitchen.</w:t>
+      </w:r>
+      <w:r>
+        <w:t xml:space="preserve"> </w:t>
+      </w:r>
+      <w:r>
+        <w:t xml:space="preserve">A stove with a pot on the front burner, handle turned out. A dishwasher, open, with knives pointing up in the basket. Under the sink, a bottle of spray cleaner and a box of dishwasher pods, the cabinet with no latch. A bowl of grapes on the counter at the edge. A plastic bag from the store on the floor. A dog’s water bowl by the back door.</w:t>
+      </w:r>
+    </w:p>
+    <w:p>
+      <w:pPr>
+        <w:pStyle w:val="BodyText"/>
+      </w:pPr>
+      <w:r>
+        <w:rPr>
+          <w:b/>
+        </w:rPr>
+        <w:t xml:space="preserve">The bathroom.</w:t>
+      </w:r>
+      <w:r>
+        <w:t xml:space="preserve"> </w:t>
+      </w:r>
+      <w:r>
+        <w:t xml:space="preserve">A bathtub with two inches of water still in it from the morning. A bottle of children’s medicine on the counter, cap on. A hair dryer plugged in next to the sink. The toilet lid up. A bath mat.</w:t>
+      </w:r>
+    </w:p>
+    <w:p>
+      <w:pPr>
+        <w:pStyle w:val="BodyText"/>
+      </w:pPr>
+      <w:r>
+        <w:rPr>
+          <w:b/>
+        </w:rPr>
+        <w:t xml:space="preserve">The bedroom.</w:t>
+      </w:r>
+      <w:r>
+        <w:t xml:space="preserve"> </w:t>
+      </w:r>
+      <w:r>
+        <w:t xml:space="preserve">A crib with a soft blanket, a pillow, and two stuffed animals in it. A window with a blind cord hanging down to crib height. A dresser with a lamp on top and drawers that slide out easily. A nightlight.</w:t>
+      </w:r>
+    </w:p>
+    <w:p>
+      <w:pPr>
+        <w:pStyle w:val="BodyText"/>
+      </w:pPr>
+      <w:r>
+        <w:rPr>
+          <w:b/>
+        </w:rPr>
+        <w:t xml:space="preserve">The back door and yard.</w:t>
+      </w:r>
+      <w:r>
+        <w:t xml:space="preserve"> </w:t>
+      </w:r>
+      <w:r>
+        <w:t xml:space="preserve">A back door that does not latch. Three steps down to the yard with no railing. A bucket half full of rainwater by the fence. A small plastic slide. A gate to the street, open.</w:t>
       </w:r>
     </w:p>
     <w:tbl>
@@ -703,573 +1064,6 @@
               <w:jc w:val="left"/>
             </w:pPr>
             <w:r>
-              <w:t xml:space="preserve">English</w:t>
-            </w:r>
-          </w:p>
-        </w:tc>
-        <w:tc>
-          <w:tcPr>
-            <w:tcW w:type="dxa" w:w="2340"/>
-            <w:tcBorders>
-              <w:bottom w:val="single"/>
-            </w:tcBorders>
-            <w:vAlign w:val="bottom"/>
-          </w:tcPr>
-          <w:p>
-            <w:pPr>
-              <w:pStyle w:val="Compact"/>
-              <w:jc w:val="left"/>
-            </w:pPr>
-            <w:r>
-              <w:t xml:space="preserve">Turkish</w:t>
-            </w:r>
-          </w:p>
-        </w:tc>
-        <w:tc>
-          <w:tcPr>
-            <w:tcW w:type="dxa" w:w="2340"/>
-            <w:tcBorders>
-              <w:bottom w:val="single"/>
-            </w:tcBorders>
-            <w:vAlign w:val="bottom"/>
-          </w:tcPr>
-          <w:p>
-            <w:pPr>
-              <w:pStyle w:val="Compact"/>
-              <w:jc w:val="left"/>
-            </w:pPr>
-            <w:r>
-              <w:t xml:space="preserve">Portuguese</w:t>
-            </w:r>
-          </w:p>
-        </w:tc>
-        <w:tc>
-          <w:tcPr>
-            <w:tcW w:type="dxa" w:w="2340"/>
-            <w:tcBorders>
-              <w:bottom w:val="single"/>
-            </w:tcBorders>
-            <w:vAlign w:val="bottom"/>
-          </w:tcPr>
-          <w:p>
-            <w:pPr>
-              <w:pStyle w:val="Compact"/>
-              <w:jc w:val="left"/>
-            </w:pPr>
-            <w:r>
-              <w:t xml:space="preserve">Spanish</w:t>
-            </w:r>
-          </w:p>
-        </w:tc>
-      </w:tr>
-      <w:tr>
-        <w:tc>
-          <w:tcPr>
-            <w:tcW w:type="dxa" w:w="2340"/>
-          </w:tcPr>
-          <w:p>
-            <w:pPr>
-              <w:pStyle w:val="Compact"/>
-              <w:jc w:val="left"/>
-            </w:pPr>
-            <w:r>
-              <w:t xml:space="preserve">safe sleep</w:t>
-            </w:r>
-          </w:p>
-        </w:tc>
-        <w:tc>
-          <w:tcPr>
-            <w:tcW w:type="dxa" w:w="2340"/>
-          </w:tcPr>
-          <w:p>
-            <w:pPr>
-              <w:pStyle w:val="Compact"/>
-              <w:jc w:val="left"/>
-            </w:pPr>
-            <w:r>
-              <w:t xml:space="preserve">güvenli uyku</w:t>
-            </w:r>
-          </w:p>
-        </w:tc>
-        <w:tc>
-          <w:tcPr>
-            <w:tcW w:type="dxa" w:w="2340"/>
-          </w:tcPr>
-          <w:p>
-            <w:pPr>
-              <w:pStyle w:val="Compact"/>
-              <w:jc w:val="left"/>
-            </w:pPr>
-            <w:r>
-              <w:t xml:space="preserve">sono seguro</w:t>
-            </w:r>
-          </w:p>
-        </w:tc>
-        <w:tc>
-          <w:tcPr>
-            <w:tcW w:type="dxa" w:w="2340"/>
-          </w:tcPr>
-          <w:p>
-            <w:pPr>
-              <w:pStyle w:val="Compact"/>
-              <w:jc w:val="left"/>
-            </w:pPr>
-            <w:r>
-              <w:t xml:space="preserve">sueño seguro</w:t>
-            </w:r>
-          </w:p>
-        </w:tc>
-      </w:tr>
-      <w:tr>
-        <w:tc>
-          <w:tcPr>
-            <w:tcW w:type="dxa" w:w="2340"/>
-          </w:tcPr>
-          <w:p>
-            <w:pPr>
-              <w:pStyle w:val="Compact"/>
-              <w:jc w:val="left"/>
-            </w:pPr>
-            <w:r>
-              <w:t xml:space="preserve">choking</w:t>
-            </w:r>
-          </w:p>
-        </w:tc>
-        <w:tc>
-          <w:tcPr>
-            <w:tcW w:type="dxa" w:w="2340"/>
-          </w:tcPr>
-          <w:p>
-            <w:pPr>
-              <w:pStyle w:val="Compact"/>
-              <w:jc w:val="left"/>
-            </w:pPr>
-            <w:r>
-              <w:t xml:space="preserve">boğulma (nefes yolu tıkanması)</w:t>
-            </w:r>
-          </w:p>
-        </w:tc>
-        <w:tc>
-          <w:tcPr>
-            <w:tcW w:type="dxa" w:w="2340"/>
-          </w:tcPr>
-          <w:p>
-            <w:pPr>
-              <w:pStyle w:val="Compact"/>
-              <w:jc w:val="left"/>
-            </w:pPr>
-            <w:r>
-              <w:t xml:space="preserve">engasgo</w:t>
-            </w:r>
-          </w:p>
-        </w:tc>
-        <w:tc>
-          <w:tcPr>
-            <w:tcW w:type="dxa" w:w="2340"/>
-          </w:tcPr>
-          <w:p>
-            <w:pPr>
-              <w:pStyle w:val="Compact"/>
-              <w:jc w:val="left"/>
-            </w:pPr>
-            <w:r>
-              <w:t xml:space="preserve">atragantamiento</w:t>
-            </w:r>
-          </w:p>
-        </w:tc>
-      </w:tr>
-      <w:tr>
-        <w:tc>
-          <w:tcPr>
-            <w:tcW w:type="dxa" w:w="2340"/>
-          </w:tcPr>
-          <w:p>
-            <w:pPr>
-              <w:pStyle w:val="Compact"/>
-              <w:jc w:val="left"/>
-            </w:pPr>
-            <w:r>
-              <w:t xml:space="preserve">water</w:t>
-            </w:r>
-          </w:p>
-        </w:tc>
-        <w:tc>
-          <w:tcPr>
-            <w:tcW w:type="dxa" w:w="2340"/>
-          </w:tcPr>
-          <w:p>
-            <w:pPr>
-              <w:pStyle w:val="Compact"/>
-              <w:jc w:val="left"/>
-            </w:pPr>
-            <w:r>
-              <w:t xml:space="preserve">su</w:t>
-            </w:r>
-          </w:p>
-        </w:tc>
-        <w:tc>
-          <w:tcPr>
-            <w:tcW w:type="dxa" w:w="2340"/>
-          </w:tcPr>
-          <w:p>
-            <w:pPr>
-              <w:pStyle w:val="Compact"/>
-              <w:jc w:val="left"/>
-            </w:pPr>
-            <w:r>
-              <w:t xml:space="preserve">água</w:t>
-            </w:r>
-          </w:p>
-        </w:tc>
-        <w:tc>
-          <w:tcPr>
-            <w:tcW w:type="dxa" w:w="2340"/>
-          </w:tcPr>
-          <w:p>
-            <w:pPr>
-              <w:pStyle w:val="Compact"/>
-              <w:jc w:val="left"/>
-            </w:pPr>
-            <w:r>
-              <w:t xml:space="preserve">agua</w:t>
-            </w:r>
-          </w:p>
-        </w:tc>
-      </w:tr>
-      <w:tr>
-        <w:tc>
-          <w:tcPr>
-            <w:tcW w:type="dxa" w:w="2340"/>
-          </w:tcPr>
-          <w:p>
-            <w:pPr>
-              <w:pStyle w:val="Compact"/>
-              <w:jc w:val="left"/>
-            </w:pPr>
-            <w:r>
-              <w:t xml:space="preserve">stairs</w:t>
-            </w:r>
-          </w:p>
-        </w:tc>
-        <w:tc>
-          <w:tcPr>
-            <w:tcW w:type="dxa" w:w="2340"/>
-          </w:tcPr>
-          <w:p>
-            <w:pPr>
-              <w:pStyle w:val="Compact"/>
-              <w:jc w:val="left"/>
-            </w:pPr>
-            <w:r>
-              <w:t xml:space="preserve">merdiven</w:t>
-            </w:r>
-          </w:p>
-        </w:tc>
-        <w:tc>
-          <w:tcPr>
-            <w:tcW w:type="dxa" w:w="2340"/>
-          </w:tcPr>
-          <w:p>
-            <w:pPr>
-              <w:pStyle w:val="Compact"/>
-              <w:jc w:val="left"/>
-            </w:pPr>
-            <w:r>
-              <w:t xml:space="preserve">escadas</w:t>
-            </w:r>
-          </w:p>
-        </w:tc>
-        <w:tc>
-          <w:tcPr>
-            <w:tcW w:type="dxa" w:w="2340"/>
-          </w:tcPr>
-          <w:p>
-            <w:pPr>
-              <w:pStyle w:val="Compact"/>
-              <w:jc w:val="left"/>
-            </w:pPr>
-            <w:r>
-              <w:t xml:space="preserve">escaleras</w:t>
-            </w:r>
-          </w:p>
-        </w:tc>
-      </w:tr>
-      <w:tr>
-        <w:tc>
-          <w:tcPr>
-            <w:tcW w:type="dxa" w:w="2340"/>
-          </w:tcPr>
-          <w:p>
-            <w:pPr>
-              <w:pStyle w:val="Compact"/>
-              <w:jc w:val="left"/>
-            </w:pPr>
-            <w:r>
-              <w:t xml:space="preserve">emergency</w:t>
-            </w:r>
-          </w:p>
-        </w:tc>
-        <w:tc>
-          <w:tcPr>
-            <w:tcW w:type="dxa" w:w="2340"/>
-          </w:tcPr>
-          <w:p>
-            <w:pPr>
-              <w:pStyle w:val="Compact"/>
-              <w:jc w:val="left"/>
-            </w:pPr>
-            <w:r>
-              <w:t xml:space="preserve">acil durum</w:t>
-            </w:r>
-          </w:p>
-        </w:tc>
-        <w:tc>
-          <w:tcPr>
-            <w:tcW w:type="dxa" w:w="2340"/>
-          </w:tcPr>
-          <w:p>
-            <w:pPr>
-              <w:pStyle w:val="Compact"/>
-              <w:jc w:val="left"/>
-            </w:pPr>
-            <w:r>
-              <w:t xml:space="preserve">emergência</w:t>
-            </w:r>
-          </w:p>
-        </w:tc>
-        <w:tc>
-          <w:tcPr>
-            <w:tcW w:type="dxa" w:w="2340"/>
-          </w:tcPr>
-          <w:p>
-            <w:pPr>
-              <w:pStyle w:val="Compact"/>
-              <w:jc w:val="left"/>
-            </w:pPr>
-            <w:r>
-              <w:t xml:space="preserve">emergencia</w:t>
-            </w:r>
-          </w:p>
-        </w:tc>
-      </w:tr>
-      <w:tr>
-        <w:tc>
-          <w:tcPr>
-            <w:tcW w:type="dxa" w:w="2340"/>
-          </w:tcPr>
-          <w:p>
-            <w:pPr>
-              <w:pStyle w:val="Compact"/>
-              <w:jc w:val="left"/>
-            </w:pPr>
-            <w:r>
-              <w:t xml:space="preserve">address</w:t>
-            </w:r>
-          </w:p>
-        </w:tc>
-        <w:tc>
-          <w:tcPr>
-            <w:tcW w:type="dxa" w:w="2340"/>
-          </w:tcPr>
-          <w:p>
-            <w:pPr>
-              <w:pStyle w:val="Compact"/>
-              <w:jc w:val="left"/>
-            </w:pPr>
-            <w:r>
-              <w:t xml:space="preserve">adres</w:t>
-            </w:r>
-          </w:p>
-        </w:tc>
-        <w:tc>
-          <w:tcPr>
-            <w:tcW w:type="dxa" w:w="2340"/>
-          </w:tcPr>
-          <w:p>
-            <w:pPr>
-              <w:pStyle w:val="Compact"/>
-              <w:jc w:val="left"/>
-            </w:pPr>
-            <w:r>
-              <w:t xml:space="preserve">endereço</w:t>
-            </w:r>
-          </w:p>
-        </w:tc>
-        <w:tc>
-          <w:tcPr>
-            <w:tcW w:type="dxa" w:w="2340"/>
-          </w:tcPr>
-          <w:p>
-            <w:pPr>
-              <w:pStyle w:val="Compact"/>
-              <w:jc w:val="left"/>
-            </w:pPr>
-            <w:r>
-              <w:t xml:space="preserve">dirección</w:t>
-            </w:r>
-          </w:p>
-        </w:tc>
-      </w:tr>
-    </w:tbl>
-    <w:p>
-      <w:pPr>
-        <w:pStyle w:val="BodyText"/>
-      </w:pPr>
-      <w:r>
-        <w:t xml:space="preserve">911 works in any language. Say</w:t>
-      </w:r>
-      <w:r>
-        <w:t xml:space="preserve"> </w:t>
-      </w:r>
-      <w:r>
-        <w:t xml:space="preserve">“</w:t>
-      </w:r>
-      <w:r>
-        <w:t xml:space="preserve">I need help</w:t>
-      </w:r>
-      <w:r>
-        <w:t xml:space="preserve">”</w:t>
-      </w:r>
-      <w:r>
-        <w:t xml:space="preserve"> </w:t>
-      </w:r>
-      <w:r>
-        <w:t xml:space="preserve">and stay on the line.</w:t>
-      </w:r>
-    </w:p>
-    <w:p>
-      <w:pPr>
-        <w:pStyle w:val="Heading2"/>
-      </w:pPr>
-      <w:bookmarkStart w:id="22" w:name="part-2-the-safety-walk"/>
-      <w:r>
-        <w:t xml:space="preserve">Part 2: The safety walk</w:t>
-      </w:r>
-      <w:bookmarkEnd w:id="22"/>
-    </w:p>
-    <w:p>
-      <w:pPr>
-        <w:pStyle w:val="FirstParagraph"/>
-      </w:pPr>
-      <w:r>
-        <w:t xml:space="preserve">You are babysitting a 2 year old named Eli at his home for the first time. Walk through it on paper. Circle every hazard for a toddler. Write the fix in the table. There are at least twelve.</w:t>
-      </w:r>
-    </w:p>
-    <w:p>
-      <w:pPr>
-        <w:pStyle w:val="BodyText"/>
-      </w:pPr>
-      <w:r>
-        <w:rPr>
-          <w:b/>
-        </w:rPr>
-        <w:t xml:space="preserve">The living room.</w:t>
-      </w:r>
-      <w:r>
-        <w:t xml:space="preserve"> </w:t>
-      </w:r>
-      <w:r>
-        <w:t xml:space="preserve">A couch with a throw blanket. A coffee table with a glass bowl of hard candy, a TV remote, and a set of keys. A floor lamp with the cord running across the walkway to the outlet. A bookshelf with a heavy vase on the top shelf and no wall strap. Two uncovered outlets behind the couch. A basket of Eli’s toys, including a set of large blocks and one small bouncy ball.</w:t>
-      </w:r>
-    </w:p>
-    <w:p>
-      <w:pPr>
-        <w:pStyle w:val="BodyText"/>
-      </w:pPr>
-      <w:r>
-        <w:rPr>
-          <w:b/>
-        </w:rPr>
-        <w:t xml:space="preserve">The kitchen.</w:t>
-      </w:r>
-      <w:r>
-        <w:t xml:space="preserve"> </w:t>
-      </w:r>
-      <w:r>
-        <w:t xml:space="preserve">A stove with a pot on the front burner, handle turned out. A dishwasher, open, with knives pointing up in the basket. Under the sink, a bottle of spray cleaner and a box of dishwasher pods, the cabinet with no latch. A bowl of grapes on the counter at the edge. A plastic bag from the store on the floor. A dog’s water bowl by the back door.</w:t>
-      </w:r>
-    </w:p>
-    <w:p>
-      <w:pPr>
-        <w:pStyle w:val="BodyText"/>
-      </w:pPr>
-      <w:r>
-        <w:rPr>
-          <w:b/>
-        </w:rPr>
-        <w:t xml:space="preserve">The bathroom.</w:t>
-      </w:r>
-      <w:r>
-        <w:t xml:space="preserve"> </w:t>
-      </w:r>
-      <w:r>
-        <w:t xml:space="preserve">A bathtub with two inches of water still in it from the morning. A bottle of children’s medicine on the counter, cap on. A hair dryer plugged in next to the sink. The toilet lid up. A bath mat.</w:t>
-      </w:r>
-    </w:p>
-    <w:p>
-      <w:pPr>
-        <w:pStyle w:val="BodyText"/>
-      </w:pPr>
-      <w:r>
-        <w:rPr>
-          <w:b/>
-        </w:rPr>
-        <w:t xml:space="preserve">The bedroom.</w:t>
-      </w:r>
-      <w:r>
-        <w:t xml:space="preserve"> </w:t>
-      </w:r>
-      <w:r>
-        <w:t xml:space="preserve">A crib with a soft blanket, a pillow, and two stuffed animals in it. A window with a blind cord hanging down to crib height. A dresser with a lamp on top and drawers that slide out easily. A nightlight.</w:t>
-      </w:r>
-    </w:p>
-    <w:p>
-      <w:pPr>
-        <w:pStyle w:val="BodyText"/>
-      </w:pPr>
-      <w:r>
-        <w:rPr>
-          <w:b/>
-        </w:rPr>
-        <w:t xml:space="preserve">The back door and yard.</w:t>
-      </w:r>
-      <w:r>
-        <w:t xml:space="preserve"> </w:t>
-      </w:r>
-      <w:r>
-        <w:t xml:space="preserve">A back door that does not latch. Three steps down to the yard with no railing. A bucket half full of rainwater by the fence. A small plastic slide. A gate to the street, open.</w:t>
-      </w:r>
-    </w:p>
-    <w:tbl>
-      <w:tblPr>
-        <w:tblStyle w:val="Table"/>
-        <w:tblW w:type="pct" w:w="5000"/>
-        <w:tblLook w:firstRow="1"/>
-      </w:tblPr>
-      <w:tblGrid>
-        <w:gridCol w:w="2340"/>
-        <w:gridCol w:w="2340"/>
-        <w:gridCol w:w="2340"/>
-        <w:gridCol w:w="2340"/>
-      </w:tblGrid>
-      <w:tr>
-        <w:trPr>
-          <w:cnfStyle w:firstRow="1"/>
-        </w:trPr>
-        <w:tc>
-          <w:tcPr>
-            <w:tcW w:type="dxa" w:w="2340"/>
-            <w:tcBorders>
-              <w:bottom w:val="single"/>
-            </w:tcBorders>
-            <w:vAlign w:val="bottom"/>
-          </w:tcPr>
-          <w:p>
-            <w:pPr>
-              <w:pStyle w:val="Compact"/>
-              <w:jc w:val="left"/>
-            </w:pPr>
-            <w:r>
               <w:t xml:space="preserve">#</w:t>
             </w:r>
           </w:p>
@@ -2385,7 +2179,7 @@
     <w:sectPr>
       <w:headerReference w:type="default" r:id="rId9"/>
       <w:pgSz w:w="12240" w:h="15840"/>
-      <w:pgMar w:top="1440" w:bottom="1440" w:left="1440" w:right="1440" w:header="504"/>
+      <w:pgMar w:top="1296" w:bottom="1296" w:left="1296" w:right="1296" w:header="504"/>
     </w:sectPr>
   </w:body>
 </w:document>

--- a/downloads/handouts/Unit 03/Handout 03.17 - Babysitter Safety Walk and Emergency Card.docx
+++ b/downloads/handouts/Unit 03/Handout 03.17 - Babysitter Safety Walk and Emergency Card.docx
@@ -34,7 +34,7 @@
         <w:t xml:space="preserve"> </w:t>
       </w:r>
       <w:r>
-        <w:t xml:space="preserve">Part 1 is the seven rules. Part 2 is the safety walk: read the home, circle every hazard for a toddler, write the fix. Part 3 is the emergency card, filled from the family’s information box. Part 4 is four</w:t>
+        <w:t xml:space="preserve">Part 1 is the seven rules. Part 2 is the safety walk. Read the description of the home. Circle every hazard (anything that could hurt a toddler). Write the fix. Part 3 is the emergency card. Fill it in from the family’s information box. Part 4 is four</w:t>
       </w:r>
       <w:r>
         <w:t xml:space="preserve"> </w:t>
@@ -52,7 +52,7 @@
         <w:t xml:space="preserve"> </w:t>
       </w:r>
       <w:r>
-        <w:t xml:space="preserve">scenarios. The exit card is at the bottom. The home and the family are fictional. This is not medical training; the American Red Cross Babysitting Basics course is the next step.</w:t>
+        <w:t xml:space="preserve">scenarios. The exit card is at the bottom. The home and the family are made up. This is not medical training. The American Red Cross Babysitting Basics course is the next step.</w:t>
       </w:r>
     </w:p>
     <w:p>
@@ -478,7 +478,7 @@
         <w:pStyle w:val="BodyText"/>
       </w:pPr>
       <w:r>
-        <w:t xml:space="preserve">The tube test at your table: put each object to the tube. Fits through = danger.</w:t>
+        <w:t xml:space="preserve">The tube test at your table: hold each object up to the toilet paper tube. If it fits through, it is a choking danger.</w:t>
       </w:r>
     </w:p>
     <w:tbl>
@@ -946,7 +946,7 @@
         <w:pStyle w:val="FirstParagraph"/>
       </w:pPr>
       <w:r>
-        <w:t xml:space="preserve">You are babysitting a 2 year old named Eli at his home for the first time. Walk through it on paper. Circle every hazard for a toddler. Write the fix in the table. There are at least twelve.</w:t>
+        <w:t xml:space="preserve">You are babysitting a 2 year old named Eli at his home for the first time. Walk through the home on paper. Circle every hazard for a toddler. Write each hazard and its fix in the table. There are at least twelve.</w:t>
       </w:r>
     </w:p>
     <w:p>
@@ -1634,7 +1634,7 @@
         <w:rPr>
           <w:b/>
         </w:rPr>
-        <w:t xml:space="preserve">The family’s information (fictional):</w:t>
+        <w:t xml:space="preserve">The family’s information (made up):</w:t>
       </w:r>
       <w:r>
         <w:t xml:space="preserve"> </w:t>
@@ -1936,7 +1936,7 @@
         <w:pStyle w:val="BodyText"/>
       </w:pPr>
       <w:r>
-        <w:t xml:space="preserve">Stretch: what I would say to the parent before they leave to get every line filled: ________________________________________________</w:t>
+        <w:t xml:space="preserve">Stretch: what would you say to the parent before they leave, so that every line gets filled? ________________________________________________</w:t>
       </w:r>
     </w:p>
     <w:p>
@@ -1980,7 +1980,25 @@
         <w:pStyle w:val="FirstParagraph"/>
       </w:pPr>
       <w:r>
-        <w:t xml:space="preserve">For each, write yes, yes with conditions, or no, and the rule that decides it.</w:t>
+        <w:t xml:space="preserve">For each job, write yes, yes with conditions, or no. Then write the rule that decides it.</w:t>
+      </w:r>
+      <w:r>
+        <w:t xml:space="preserve"> </w:t>
+      </w:r>
+      <w:r>
+        <w:t xml:space="preserve">“</w:t>
+      </w:r>
+      <w:r>
+        <w:t xml:space="preserve">Yes with conditions</w:t>
+      </w:r>
+      <w:r>
+        <w:t xml:space="preserve">”</w:t>
+      </w:r>
+      <w:r>
+        <w:t xml:space="preserve"> </w:t>
+      </w:r>
+      <w:r>
+        <w:t xml:space="preserve">means yes, but only if something changes.</w:t>
       </w:r>
     </w:p>
     <w:tbl>
@@ -2179,7 +2197,7 @@
     <w:sectPr>
       <w:headerReference w:type="default" r:id="rId9"/>
       <w:pgSz w:w="12240" w:h="15840"/>
-      <w:pgMar w:top="1296" w:bottom="1296" w:left="1296" w:right="1296" w:header="504"/>
+      <w:pgMar w:top="1152" w:bottom="1152" w:left="1152" w:right="1152" w:header="504"/>
     </w:sectPr>
   </w:body>
 </w:document>
